--- a/p3/submission/p3_vietnam_cover_letter.docx
+++ b/p3/submission/p3_vietnam_cover_letter.docx
@@ -7,7 +7,7 @@
         <w:pStyle w:val="FirstParagraph"/>
       </w:pPr>
       <w:r>
-        <w:t xml:space="preserve">10 May 2026</w:t>
+        <w:t xml:space="preserve">12 May 2026</w:t>
       </w:r>
     </w:p>
     <w:p>
@@ -25,13 +25,13 @@
           <w:iCs/>
           <w:i/>
         </w:rPr>
-        <w:t xml:space="preserve">Asia Pacific Journal of Management</w:t>
+        <w:t xml:space="preserve">Journal of Asia Business Studies</w:t>
       </w:r>
       <w:r>
         <w:t xml:space="preserve"> </w:t>
       </w:r>
       <w:r>
-        <w:t xml:space="preserve">Springer</w:t>
+        <w:t xml:space="preserve">Emerald Publishing</w:t>
       </w:r>
     </w:p>
     <w:p>
@@ -104,13 +104,13 @@
           <w:iCs/>
           <w:i/>
         </w:rPr>
-        <w:t xml:space="preserve">Asia Pacific Journal of Management</w:t>
+        <w:t xml:space="preserve">Journal of Asia Business Studies</w:t>
       </w:r>
       <w:r>
         <w:t xml:space="preserve"> </w:t>
       </w:r>
       <w:r>
-        <w:t xml:space="preserve">(APJM). The manuscript presents an empirical study of the internationalisation–performance (I–P) relationship across three waves of World Bank Enterprise Survey data for Vietnam (2009, 2015, 2023; N = 2,958).</w:t>
+        <w:t xml:space="preserve">(JABS). The manuscript presents an empirical study of the internationalisation–performance (I–P) relationship using three waves of World Bank Enterprise Survey data for Vietnam (2009, 2015, 2023; N = 2,958).</w:t>
       </w:r>
     </w:p>
     <w:p>
@@ -122,7 +122,7 @@
           <w:bCs/>
           <w:b/>
         </w:rPr>
-        <w:t xml:space="preserve">Relevance to APJM</w:t>
+        <w:t xml:space="preserve">Fit with JABS</w:t>
       </w:r>
     </w:p>
     <w:p>
@@ -130,7 +130,20 @@
         <w:pStyle w:val="BodyText"/>
       </w:pPr>
       <w:r>
-        <w:t xml:space="preserve">The study contributes directly to APJM’s core agenda of advancing knowledge on strategy and international business in Asia Pacific contexts. Vietnam is an analytically valuable setting because it combines rapid export-led growth with ongoing institutional and digital transition — conditions that allow us to disentangle two constructs that much prior literature conflates: technological capability (quality certification, foreign-licensed technology) and foundational digital adoption (website presence). By tracking both constructs across three survey waves spanning 14 years, the study speaks to APJM’s sustained interest in how institutional environments and firm-level capabilities shape the performance consequences of internationalisation.</w:t>
+        <w:t xml:space="preserve">JABS is the natural venue for this work. The manuscript addresses a phenomenon that is specifically Asian in character: the conditions under which foundational digital adoption drives — or fails to drive — export-led productivity gains in a transitional lower-middle-income economy undergoing rapid institutional change. Vietnam represents exactly the kind of single-country, phenomenon-driven context that JABS prizes: analytically informative, theoretically productive, and practically consequential for policy design in comparable economies across the ASEAN development spectrum. The three-wave design (spanning WTO accession in 2007, CPTPP ratification in 2019, and the post-COVID digital economy push in 2023) positions Vietnam as a leading-indicator case for emerging economies whose institutional trajectories lag by five to fifteen years. The paper can be read as a boundary-condition test of the positive I–P average documented in cross-country meta-analyses (Wu, Fan, &amp; Chen, 2022,</w:t>
+      </w:r>
+      <w:r>
+        <w:t xml:space="preserve"> </w:t>
+      </w:r>
+      <w:r>
+        <w:rPr>
+          <w:iCs/>
+          <w:i/>
+        </w:rPr>
+        <w:t xml:space="preserve">Management International Review</w:t>
+      </w:r>
+      <w:r>
+        <w:t xml:space="preserve">): Vietnam’s within-country evidence confirms that functional-form heterogeneity is preserved at the single-country level in ways that pooled cross-national estimates obscure.</w:t>
       </w:r>
     </w:p>
     <w:p>
@@ -150,7 +163,20 @@
         <w:pStyle w:val="BodyText"/>
       </w:pPr>
       <w:r>
-        <w:t xml:space="preserve">First, the inverted-U between export intensity and labour productivity is confirmed in all three waves and the pooled sample (Lind–Mehlum test p ≤ .013 in each wave; p &lt; .001 pooled), with turning points clustered at 39–46% of direct export intensity. This provides within-country, multi-wave evidence for the curvilinear I–P relationship in a lower-income emerging economy, extending prior single-wave Vietnam studies and situating the finding relative to cross-country thresholds from China (47–49%) and Singapore (~88%).</w:t>
+        <w:t xml:space="preserve">First, the study provides multi-wave within-country evidence that the inverted-U between export intensity and labour productivity is structurally durable: turning points cluster at 39–46% across all three waves (Lind–Mehlum test p ≤ .013 per wave; p &lt; .001 pooled), a 7-percentage-point band sustained through 14 years of major institutional change. This durability — confirmed against Pisani, Garcia-Bernardo, and Heemskerk’s (2020,</w:t>
+      </w:r>
+      <w:r>
+        <w:t xml:space="preserve"> </w:t>
+      </w:r>
+      <w:r>
+        <w:rPr>
+          <w:iCs/>
+          <w:i/>
+        </w:rPr>
+        <w:t xml:space="preserve">Strategic Management Journal</w:t>
+      </w:r>
+      <w:r>
+        <w:t xml:space="preserve">) cross-national skepticism — is most informative as a boundary-condition finding rather than a replication, because it establishes that single-country institutional contexts preserve functional-form regularity that cross-national pooling obscures.</w:t>
       </w:r>
     </w:p>
     <w:p>
@@ -158,7 +184,7 @@
         <w:pStyle w:val="BodyText"/>
       </w:pPr>
       <w:r>
-        <w:t xml:space="preserve">Second, the study is, to our knowledge, the first systematic separation of technological capability from foundational digital adoption as non-overlapping primary measures in a WBES-based I–P study. Technological capability is robustly positive across all three waves (β ranging 0.123–0.215) and moderates the curvature in three of four panels. Digital adoption shows substantial temporal heterogeneity (β = 0.175 in 2009, null in 2015, β = 0.095 in 2023), and instrumental-variable estimation yields a null digital-adoption coefficient — a finding that challenges pooled estimates common in prior work and attributes the positive cross-sectional association to selection rather than causal productive capacity.</w:t>
+        <w:t xml:space="preserve">Second, the study is the first systematic separation of technological capability (TCI: quality certification, foreign-licensed technology) from foundational digital adoption (DAI: website presence, Tier-1 only) as non-overlapping primary constructs in a WBES-based I–P study. Technological capability is robustly positive across all waves (β = 0.123–0.215); the website-based digital indicator undergoes a trajectory consistent with Tier-1 proxy obsolescence (positive in 2009, null in 2015, negatively interactive with export intensity in 2023). Instrumental-variable estimation attributes the pooled DAI association to selection rather than productive capacity.</w:t>
       </w:r>
     </w:p>
     <w:p>
@@ -166,7 +192,7 @@
         <w:pStyle w:val="BodyText"/>
       </w:pPr>
       <w:r>
-        <w:t xml:space="preserve">Third, Paternoster cross-wave z-tests reveal that both constructs’ productivity associations are statistically distinguishable across survey waves (digital adoption: z = 3.353, p &lt; .001 between 2009 and 2015; z = −2.051, p = .040 between 2015 and 2023), demonstrating that temporal heterogeneity in digital-capability returns is large enough to be consequential for policy design.</w:t>
+        <w:t xml:space="preserve">Third, Paternoster cross-wave z-tests confirm that the 2009–2015 fall in the digital-adoption productivity association (z = 3.353, p &lt; .001) and its 2015–2023 partial recovery (z = −2.051, p = .040) are statistically distinguishable shifts — an empirical pattern that carries direct policy implications for digital-economy programme design in transitional economies.</w:t>
       </w:r>
     </w:p>
     <w:p>
@@ -178,7 +204,7 @@
           <w:bCs/>
           <w:b/>
         </w:rPr>
-        <w:t xml:space="preserve">Originality and Conflicts of Interest</w:t>
+        <w:t xml:space="preserve">Originality and Declaration</w:t>
       </w:r>
     </w:p>
     <w:p>
@@ -186,7 +212,7 @@
         <w:pStyle w:val="BodyText"/>
       </w:pPr>
       <w:r>
-        <w:t xml:space="preserve">This manuscript is original, has not been published previously, and is not under consideration for publication elsewhere. All authors have approved the manuscript and agree to its submission. The authors declare no conflict of interest. This research received no specific grant from any funding agency in the public, commercial, or not-for-profit sectors.</w:t>
+        <w:t xml:space="preserve">This manuscript is original, has not been published previously, and is not under consideration elsewhere. All authors approve the submission. The authors declare no conflict of interest. No specific grant from any funding agency was received. The use of WBES data is subject to the World Bank’s standard data agreement; the raw microdata will be made available to the editorial team upon request, consistent with World Bank open-data policy.</w:t>
       </w:r>
     </w:p>
     <w:p>
@@ -246,7 +272,7 @@
         <w:pStyle w:val="Compact"/>
       </w:pPr>
       <w:r>
-        <w:t xml:space="preserve">Keywords: internationalisation–performance; emerging markets; digital adoption; technological capability; Vietnam; firm productivity</w:t>
+        <w:t xml:space="preserve">Keywords: internationalisation–performance; emerging markets; digital adoption; technological capability; Vietnam; threshold durability</w:t>
       </w:r>
     </w:p>
     <w:p>
@@ -266,7 +292,7 @@
         <w:pStyle w:val="FirstParagraph"/>
       </w:pPr>
       <w:r>
-        <w:t xml:space="preserve">We hope the manuscript will be of interest to APJM’s readership and look forward to the review process.</w:t>
+        <w:t xml:space="preserve">We hope the manuscript will be of interest to JABS’s readership. We look forward to the review process.</w:t>
       </w:r>
     </w:p>
     <w:p>

--- a/p3/submission/p3_vietnam_cover_letter.docx
+++ b/p3/submission/p3_vietnam_cover_letter.docx
@@ -324,13 +324,13 @@
         <w:t xml:space="preserve"> </w:t>
       </w:r>
       <w:r>
-        <w:t xml:space="preserve">Vĩnh Long University of Technology Education (VLUTE), Vietnam</w:t>
+        <w:t xml:space="preserve">College of Economics, Can Tho University (CTU), Vietnam</w:t>
       </w:r>
       <w:r>
         <w:t xml:space="preserve"> </w:t>
       </w:r>
       <w:r>
-        <w:t xml:space="preserve">Email: huongdt@vlute.edu.vn | ORCID: 0000-0002-7711-2487</w:t>
+        <w:t xml:space="preserve">Email: huongp1323001@gstudent.ctu.edu.vn | ORCID: 0000-0002-7711-2487</w:t>
       </w:r>
     </w:p>
     <w:p>

--- a/p3/submission/p3_vietnam_cover_letter.docx
+++ b/p3/submission/p3_vietnam_cover_letter.docx
@@ -7,7 +7,7 @@
         <w:pStyle w:val="FirstParagraph"/>
       </w:pPr>
       <w:r>
-        <w:t xml:space="preserve">12 May 2026</w:t>
+        <w:t xml:space="preserve">15 May 2026</w:t>
       </w:r>
     </w:p>
     <w:p>
@@ -50,35 +50,7 @@
           <w:bCs/>
           <w:b/>
         </w:rPr>
-        <w:t xml:space="preserve">Submission of Manuscript:</w:t>
-      </w:r>
-      <w:r>
-        <w:rPr>
-          <w:bCs/>
-          <w:b/>
-        </w:rPr>
-        <w:t xml:space="preserve"> </w:t>
-      </w:r>
-      <w:r>
-        <w:rPr>
-          <w:bCs/>
-          <w:b/>
-        </w:rPr>
-        <w:t xml:space="preserve">“</w:t>
-      </w:r>
-      <w:r>
-        <w:rPr>
-          <w:bCs/>
-          <w:b/>
-        </w:rPr>
-        <w:t xml:space="preserve">Revisiting the Internationalisation–Performance Relationship in an Emerging Market: The Roles of Technological Capability and Foundational Digital Adoption</w:t>
-      </w:r>
-      <w:r>
-        <w:rPr>
-          <w:bCs/>
-          <w:b/>
-        </w:rPr>
-        <w:t xml:space="preserve">”</w:t>
+        <w:t xml:space="preserve">Submission of Manuscript: "Revisiting the Internationalisation–Performance Relationship in an Emerging Market: The Roles of Technological Capability and Foundational Digital Adoption"</w:t>
       </w:r>
     </w:p>
     <w:p>
@@ -143,7 +115,7 @@
         <w:t xml:space="preserve">Management International Review</w:t>
       </w:r>
       <w:r>
-        <w:t xml:space="preserve">): Vietnam’s within-country evidence confirms that functional-form heterogeneity is preserved at the single-country level in ways that pooled cross-national estimates obscure.</w:t>
+        <w:t xml:space="preserve">): Vietnam's within-country evidence confirms that functional-form heterogeneity is preserved at the single-country level in ways that pooled cross-national estimates obscure.</w:t>
       </w:r>
     </w:p>
     <w:p>
@@ -163,7 +135,7 @@
         <w:pStyle w:val="BodyText"/>
       </w:pPr>
       <w:r>
-        <w:t xml:space="preserve">First, the study provides multi-wave within-country evidence that the inverted-U between export intensity and labour productivity is structurally durable: turning points cluster at 39–46% across all three waves (Lind–Mehlum test p ≤ .013 per wave; p &lt; .001 pooled), a 7-percentage-point band sustained through 14 years of major institutional change. This durability — confirmed against Pisani, Garcia-Bernardo, and Heemskerk’s (2020,</w:t>
+        <w:t xml:space="preserve">First, the study provides multi-wave within-country evidence that the inverted-U between export intensity and labour productivity is structurally durable: turning points cluster at 39–46% across all three waves (Lind–Mehlum test p ≤ .013 per wave; p &lt; .001 pooled), a 7-percentage-point band sustained through 14 years of major institutional change. This durability — confirmed against Pisani, Garcia-Bernardo, and Heemskerk's (2020,</w:t>
       </w:r>
       <w:r>
         <w:t xml:space="preserve"> </w:t>
@@ -212,7 +184,7 @@
         <w:pStyle w:val="BodyText"/>
       </w:pPr>
       <w:r>
-        <w:t xml:space="preserve">This manuscript is original, has not been published previously, and is not under consideration elsewhere. All authors approve the submission. The authors declare no conflict of interest. No specific grant from any funding agency was received. The use of WBES data is subject to the World Bank’s standard data agreement; the raw microdata will be made available to the editorial team upon request, consistent with World Bank open-data policy.</w:t>
+        <w:t xml:space="preserve">This manuscript is original, has not been published previously, and is not under consideration elsewhere. All authors approve the submission. The authors declare no conflict of interest. No specific grant from any funding agency was received. The use of WBES data is subject to the World Bank's standard data agreement; the raw microdata will be made available to the editorial team upon request, consistent with World Bank open-data policy.</w:t>
       </w:r>
     </w:p>
     <w:p>
@@ -292,7 +264,7 @@
         <w:pStyle w:val="FirstParagraph"/>
       </w:pPr>
       <w:r>
-        <w:t xml:space="preserve">We hope the manuscript will be of interest to JABS’s readership. We look forward to the review process.</w:t>
+        <w:t xml:space="preserve">We hope the manuscript will be of interest to JABS's readership. We look forward to the review process.</w:t>
       </w:r>
     </w:p>
     <w:p>
@@ -330,7 +302,24 @@
         <w:t xml:space="preserve"> </w:t>
       </w:r>
       <w:r>
-        <w:t xml:space="preserve">Email: huongp1323001@gstudent.ctu.edu.vn | ORCID: 0000-0002-7711-2487</w:t>
+        <w:t xml:space="preserve">Email:</w:t>
+      </w:r>
+      <w:r>
+        <w:t xml:space="preserve"> </w:t>
+      </w:r>
+      <w:hyperlink r:id="rId20">
+        <w:r>
+          <w:rPr>
+            <w:rStyle w:val="Hyperlink"/>
+          </w:rPr>
+          <w:t xml:space="preserve">huongp1323001@gstudent.ctu.edu.vn</w:t>
+        </w:r>
+      </w:hyperlink>
+      <w:r>
+        <w:t xml:space="preserve"> </w:t>
+      </w:r>
+      <w:r>
+        <w:t xml:space="preserve">| ORCID: 0000-0002-7711-2487</w:t>
       </w:r>
     </w:p>
     <w:p>
@@ -370,10 +359,30 @@
         <w:t xml:space="preserve"> </w:t>
       </w:r>
       <w:r>
-        <w:t xml:space="preserve">Email: patu@ctu.edu.vn | ORCID: 0000-0003-0667-3137</w:t>
-      </w:r>
-    </w:p>
-    <w:sectPr/>
+        <w:t xml:space="preserve">Email:</w:t>
+      </w:r>
+      <w:r>
+        <w:t xml:space="preserve"> </w:t>
+      </w:r>
+      <w:hyperlink r:id="rId21">
+        <w:r>
+          <w:rPr>
+            <w:rStyle w:val="Hyperlink"/>
+          </w:rPr>
+          <w:t xml:space="preserve">patu@ctu.edu.vn</w:t>
+        </w:r>
+      </w:hyperlink>
+      <w:r>
+        <w:t xml:space="preserve"> </w:t>
+      </w:r>
+      <w:r>
+        <w:t xml:space="preserve">| ORCID: 0000-0003-0667-3137</w:t>
+      </w:r>
+    </w:p>
+    <w:sectPr>
+      <w:pgSz w:h="16838" w:w="11906"/>
+      <w:pgMar w:bottom="1417" w:left="1417" w:right="1417" w:top="1417"/>
+    </w:sectPr>
   </w:body>
 </w:document>
 </file>
@@ -585,29 +594,59 @@
   <w:style w:default="1" w:styleId="Normal" w:type="paragraph">
     <w:name w:val="Normal"/>
     <w:qFormat/>
+    <w:pPr>
+      <w:spacing w:line="276" w:lineRule="auto"/>
+      <w:jc w:val="both"/>
+    </w:pPr>
+    <w:rPr>
+      <w:rFonts w:ascii="Times New Roman" w:eastAsia="Times New Roman" w:hAnsi="Times New Roman"/>
+      <w:color w:val="000000"/>
+      <w:sz w:val="24"/>
+    </w:rPr>
   </w:style>
   <w:style w:styleId="BodyText" w:type="paragraph">
     <w:name w:val="Body Text"/>
     <w:basedOn w:val="Normal"/>
     <w:link w:val="BodyTextChar"/>
     <w:pPr>
-      <w:spacing w:after="180" w:before="180"/>
-    </w:pPr>
-    <w:qFormat/>
+      <w:spacing w:after="180" w:before="180" w:line="276" w:lineRule="auto"/>
+      <w:jc w:val="both"/>
+    </w:pPr>
+    <w:qFormat/>
+    <w:rPr>
+      <w:rFonts w:ascii="Times New Roman" w:eastAsia="Times New Roman" w:hAnsi="Times New Roman"/>
+      <w:color w:val="000000"/>
+      <w:sz w:val="24"/>
+    </w:rPr>
   </w:style>
   <w:style w:customStyle="1" w:styleId="FirstParagraph" w:type="paragraph">
     <w:name w:val="First Paragraph"/>
     <w:basedOn w:val="BodyText"/>
     <w:next w:val="BodyText"/>
     <w:qFormat/>
+    <w:pPr>
+      <w:spacing w:line="276" w:lineRule="auto"/>
+      <w:jc w:val="both"/>
+    </w:pPr>
+    <w:rPr>
+      <w:rFonts w:ascii="Times New Roman" w:eastAsia="Times New Roman" w:hAnsi="Times New Roman"/>
+      <w:color w:val="000000"/>
+      <w:sz w:val="24"/>
+    </w:rPr>
   </w:style>
   <w:style w:customStyle="1" w:styleId="Compact" w:type="paragraph">
     <w:name w:val="Compact"/>
     <w:basedOn w:val="BodyText"/>
     <w:qFormat/>
     <w:pPr>
-      <w:spacing w:after="36" w:before="36"/>
-    </w:pPr>
+      <w:spacing w:after="36" w:before="36" w:line="276" w:lineRule="auto"/>
+      <w:jc w:val="both"/>
+    </w:pPr>
+    <w:rPr>
+      <w:rFonts w:ascii="Times New Roman" w:eastAsia="Times New Roman" w:hAnsi="Times New Roman"/>
+      <w:color w:val="000000"/>
+      <w:sz w:val="24"/>
+    </w:rPr>
   </w:style>
   <w:style w:styleId="Title" w:type="paragraph">
     <w:name w:val="Title"/>
@@ -617,15 +656,15 @@
     <w:pPr>
       <w:keepNext/>
       <w:keepLines/>
-      <w:spacing w:after="240" w:before="480"/>
-      <w:jc w:val="center"/>
-    </w:pPr>
-    <w:rPr>
-      <w:rFonts w:asciiTheme="majorHAnsi" w:cstheme="majorBidi" w:eastAsiaTheme="majorEastAsia" w:hAnsiTheme="majorHAnsi"/>
+      <w:spacing w:after="240" w:before="480" w:line="276" w:lineRule="auto"/>
+      <w:jc w:val="both"/>
+    </w:pPr>
+    <w:rPr>
+      <w:rFonts w:ascii="Times New Roman" w:asciiTheme="majorHAnsi" w:cstheme="majorBidi" w:eastAsia="Times New Roman" w:eastAsiaTheme="majorEastAsia" w:hAnsi="Times New Roman" w:hAnsiTheme="majorHAnsi"/>
       <w:b/>
       <w:bCs/>
-      <w:color w:themeColor="accent1" w:themeShade="B5" w:val="345A8A"/>
-      <w:sz w:val="36"/>
+      <w:color w:val="000000"/>
+      <w:sz w:val="24"/>
       <w:szCs w:val="36"/>
     </w:rPr>
   </w:style>
@@ -637,11 +676,13 @@
     <w:pPr>
       <w:keepNext/>
       <w:keepLines/>
-      <w:spacing w:after="240" w:before="240"/>
-      <w:jc w:val="center"/>
-    </w:pPr>
-    <w:rPr>
-      <w:sz w:val="30"/>
+      <w:spacing w:after="240" w:before="240" w:line="276" w:lineRule="auto"/>
+      <w:jc w:val="both"/>
+    </w:pPr>
+    <w:rPr>
+      <w:rFonts w:ascii="Times New Roman" w:eastAsia="Times New Roman" w:hAnsi="Times New Roman"/>
+      <w:color w:val="000000"/>
+      <w:sz w:val="24"/>
       <w:szCs w:val="30"/>
     </w:rPr>
   </w:style>
@@ -652,8 +693,14 @@
     <w:pPr>
       <w:keepNext/>
       <w:keepLines/>
-      <w:jc w:val="center"/>
-    </w:pPr>
+      <w:spacing w:line="276" w:lineRule="auto"/>
+      <w:jc w:val="both"/>
+    </w:pPr>
+    <w:rPr>
+      <w:rFonts w:ascii="Times New Roman" w:eastAsia="Times New Roman" w:hAnsi="Times New Roman"/>
+      <w:color w:val="000000"/>
+      <w:sz w:val="24"/>
+    </w:rPr>
   </w:style>
   <w:style w:styleId="Date" w:type="paragraph">
     <w:name w:val="Date"/>
@@ -662,8 +709,14 @@
     <w:pPr>
       <w:keepNext/>
       <w:keepLines/>
-      <w:jc w:val="center"/>
-    </w:pPr>
+      <w:spacing w:line="276" w:lineRule="auto"/>
+      <w:jc w:val="both"/>
+    </w:pPr>
+    <w:rPr>
+      <w:rFonts w:ascii="Times New Roman" w:eastAsia="Times New Roman" w:hAnsi="Times New Roman"/>
+      <w:color w:val="000000"/>
+      <w:sz w:val="24"/>
+    </w:rPr>
   </w:style>
   <w:style w:customStyle="1" w:styleId="AbstractTitle" w:type="paragraph">
     <w:name w:val="Abstract Title"/>
@@ -673,15 +726,15 @@
     <w:pPr>
       <w:keepNext/>
       <w:keepLines/>
-      <w:jc w:val="center"/>
-      <w:spacing w:after="0" w:before="300"/>
-    </w:pPr>
-    <w:rPr>
-      <w:sz w:val="20"/>
+      <w:jc w:val="both"/>
+      <w:spacing w:after="0" w:before="300" w:line="276" w:lineRule="auto"/>
+    </w:pPr>
+    <w:rPr>
+      <w:color w:val="000000"/>
+      <w:sz w:val="24"/>
       <w:szCs w:val="20"/>
+      <w:rFonts w:ascii="Times New Roman" w:eastAsia="Times New Roman" w:hAnsi="Times New Roman"/>
       <w:b/>
-      <w:color w:val="345A8A"/>
-      &gt;
     </w:rPr>
   </w:style>
   <w:style w:customStyle="1" w:styleId="Abstract" w:type="paragraph">
@@ -692,10 +745,13 @@
     <w:pPr>
       <w:keepNext/>
       <w:keepLines/>
-      <w:spacing w:after="300" w:before="100"/>
-    </w:pPr>
-    <w:rPr>
-      <w:sz w:val="20"/>
+      <w:spacing w:after="300" w:before="100" w:line="276" w:lineRule="auto"/>
+      <w:jc w:val="both"/>
+    </w:pPr>
+    <w:rPr>
+      <w:rFonts w:ascii="Times New Roman" w:eastAsia="Times New Roman" w:hAnsi="Times New Roman"/>
+      <w:color w:val="000000"/>
+      <w:sz w:val="24"/>
       <w:szCs w:val="20"/>
     </w:rPr>
   </w:style>
@@ -704,8 +760,15 @@
     <w:basedOn w:val="Normal"/>
     <w:next w:val="Bibliography"/>
     <w:qFormat/>
-    <w:pPr/>
-    <w:rPr/>
+    <w:pPr>
+      <w:spacing w:line="276" w:lineRule="auto"/>
+      <w:jc w:val="both"/>
+    </w:pPr>
+    <w:rPr>
+      <w:rFonts w:ascii="Times New Roman" w:eastAsia="Times New Roman" w:hAnsi="Times New Roman"/>
+      <w:color w:val="000000"/>
+      <w:sz w:val="24"/>
+    </w:rPr>
   </w:style>
   <w:style w:styleId="Heading1" w:type="paragraph">
     <w:name w:val="Heading 1"/>
@@ -716,15 +779,16 @@
     <w:pPr>
       <w:keepNext/>
       <w:keepLines/>
-      <w:spacing w:after="0" w:before="480"/>
+      <w:spacing w:after="0" w:before="480" w:line="276" w:lineRule="auto"/>
+      <w:jc w:val="both"/>
       <w:outlineLvl w:val="0"/>
     </w:pPr>
     <w:rPr>
-      <w:rFonts w:asciiTheme="majorHAnsi" w:cstheme="majorBidi" w:eastAsiaTheme="majorEastAsia" w:hAnsiTheme="majorHAnsi"/>
+      <w:rFonts w:ascii="Times New Roman" w:asciiTheme="majorHAnsi" w:cstheme="majorBidi" w:eastAsia="Times New Roman" w:eastAsiaTheme="majorEastAsia" w:hAnsi="Times New Roman" w:hAnsiTheme="majorHAnsi"/>
       <w:b/>
       <w:bCs/>
-      <w:color w:themeColor="accent1" w:val="4F81BD"/>
-      <w:sz w:val="32"/>
+      <w:color w:val="000000"/>
+      <w:sz w:val="24"/>
       <w:szCs w:val="32"/>
     </w:rPr>
   </w:style>
@@ -738,15 +802,16 @@
     <w:pPr>
       <w:keepNext/>
       <w:keepLines/>
-      <w:spacing w:after="0" w:before="200"/>
+      <w:spacing w:after="0" w:before="200" w:line="276" w:lineRule="auto"/>
+      <w:jc w:val="both"/>
       <w:outlineLvl w:val="1"/>
     </w:pPr>
     <w:rPr>
-      <w:rFonts w:asciiTheme="majorHAnsi" w:cstheme="majorBidi" w:eastAsiaTheme="majorEastAsia" w:hAnsiTheme="majorHAnsi"/>
+      <w:rFonts w:ascii="Times New Roman" w:asciiTheme="majorHAnsi" w:cstheme="majorBidi" w:eastAsia="Times New Roman" w:eastAsiaTheme="majorEastAsia" w:hAnsi="Times New Roman" w:hAnsiTheme="majorHAnsi"/>
       <w:b/>
       <w:bCs/>
-      <w:color w:themeColor="accent1" w:val="4F81BD"/>
-      <w:sz w:val="28"/>
+      <w:color w:val="000000"/>
+      <w:sz w:val="24"/>
       <w:szCs w:val="28"/>
     </w:rPr>
   </w:style>
@@ -760,14 +825,15 @@
     <w:pPr>
       <w:keepNext/>
       <w:keepLines/>
-      <w:spacing w:after="0" w:before="200"/>
+      <w:spacing w:after="0" w:before="200" w:line="276" w:lineRule="auto"/>
+      <w:jc w:val="both"/>
       <w:outlineLvl w:val="2"/>
     </w:pPr>
     <w:rPr>
-      <w:rFonts w:asciiTheme="majorHAnsi" w:cstheme="majorBidi" w:eastAsiaTheme="majorEastAsia" w:hAnsiTheme="majorHAnsi"/>
+      <w:rFonts w:ascii="Times New Roman" w:asciiTheme="majorHAnsi" w:cstheme="majorBidi" w:eastAsia="Times New Roman" w:eastAsiaTheme="majorEastAsia" w:hAnsi="Times New Roman" w:hAnsiTheme="majorHAnsi"/>
       <w:b/>
       <w:bCs/>
-      <w:color w:themeColor="accent1" w:val="4F81BD"/>
+      <w:color w:val="000000"/>
       <w:sz w:val="24"/>
       <w:szCs w:val="24"/>
     </w:rPr>
@@ -782,14 +848,15 @@
     <w:pPr>
       <w:keepNext/>
       <w:keepLines/>
-      <w:spacing w:after="0" w:before="200"/>
+      <w:spacing w:after="0" w:before="200" w:line="276" w:lineRule="auto"/>
+      <w:jc w:val="both"/>
       <w:outlineLvl w:val="3"/>
     </w:pPr>
     <w:rPr>
-      <w:rFonts w:asciiTheme="majorHAnsi" w:cstheme="majorBidi" w:eastAsiaTheme="majorEastAsia" w:hAnsiTheme="majorHAnsi"/>
+      <w:rFonts w:ascii="Times New Roman" w:asciiTheme="majorHAnsi" w:cstheme="majorBidi" w:eastAsia="Times New Roman" w:eastAsiaTheme="majorEastAsia" w:hAnsi="Times New Roman" w:hAnsiTheme="majorHAnsi"/>
       <w:i/>
       <w:bCs/>
-      <w:color w:themeColor="accent1" w:val="4F81BD"/>
+      <w:color w:val="000000"/>
       <w:sz w:val="24"/>
       <w:szCs w:val="24"/>
     </w:rPr>
@@ -804,13 +871,14 @@
     <w:pPr>
       <w:keepNext/>
       <w:keepLines/>
-      <w:spacing w:after="0" w:before="200"/>
+      <w:spacing w:after="0" w:before="200" w:line="276" w:lineRule="auto"/>
+      <w:jc w:val="both"/>
       <w:outlineLvl w:val="4"/>
     </w:pPr>
     <w:rPr>
-      <w:rFonts w:asciiTheme="majorHAnsi" w:cstheme="majorBidi" w:eastAsiaTheme="majorEastAsia" w:hAnsiTheme="majorHAnsi"/>
+      <w:rFonts w:ascii="Times New Roman" w:asciiTheme="majorHAnsi" w:cstheme="majorBidi" w:eastAsia="Times New Roman" w:eastAsiaTheme="majorEastAsia" w:hAnsi="Times New Roman" w:hAnsiTheme="majorHAnsi"/>
       <w:iCs/>
-      <w:color w:themeColor="accent1" w:val="4F81BD"/>
+      <w:color w:val="000000"/>
       <w:sz w:val="24"/>
       <w:szCs w:val="24"/>
     </w:rPr>
@@ -825,12 +893,13 @@
     <w:pPr>
       <w:keepNext/>
       <w:keepLines/>
-      <w:spacing w:after="0" w:before="200"/>
+      <w:spacing w:after="0" w:before="200" w:line="276" w:lineRule="auto"/>
+      <w:jc w:val="both"/>
       <w:outlineLvl w:val="5"/>
     </w:pPr>
     <w:rPr>
-      <w:rFonts w:asciiTheme="majorHAnsi" w:cstheme="majorBidi" w:eastAsiaTheme="majorEastAsia" w:hAnsiTheme="majorHAnsi"/>
-      <w:color w:themeColor="accent1" w:val="4F81BD"/>
+      <w:rFonts w:ascii="Times New Roman" w:asciiTheme="majorHAnsi" w:cstheme="majorBidi" w:eastAsia="Times New Roman" w:eastAsiaTheme="majorEastAsia" w:hAnsi="Times New Roman" w:hAnsiTheme="majorHAnsi"/>
+      <w:color w:val="000000"/>
       <w:sz w:val="24"/>
       <w:szCs w:val="24"/>
     </w:rPr>
@@ -845,12 +914,13 @@
     <w:pPr>
       <w:keepNext/>
       <w:keepLines/>
-      <w:spacing w:after="0" w:before="200"/>
+      <w:spacing w:after="0" w:before="200" w:line="276" w:lineRule="auto"/>
+      <w:jc w:val="both"/>
       <w:outlineLvl w:val="6"/>
     </w:pPr>
     <w:rPr>
-      <w:rFonts w:asciiTheme="majorHAnsi" w:cstheme="majorBidi" w:eastAsiaTheme="majorEastAsia" w:hAnsiTheme="majorHAnsi"/>
-      <w:color w:themeColor="accent1" w:val="4F81BD"/>
+      <w:rFonts w:ascii="Times New Roman" w:asciiTheme="majorHAnsi" w:cstheme="majorBidi" w:eastAsia="Times New Roman" w:eastAsiaTheme="majorEastAsia" w:hAnsi="Times New Roman" w:hAnsiTheme="majorHAnsi"/>
+      <w:color w:val="000000"/>
       <w:sz w:val="24"/>
       <w:szCs w:val="24"/>
     </w:rPr>
@@ -865,12 +935,13 @@
     <w:pPr>
       <w:keepNext/>
       <w:keepLines/>
-      <w:spacing w:after="0" w:before="200"/>
+      <w:spacing w:after="0" w:before="200" w:line="276" w:lineRule="auto"/>
+      <w:jc w:val="both"/>
       <w:outlineLvl w:val="7"/>
     </w:pPr>
     <w:rPr>
-      <w:rFonts w:asciiTheme="majorHAnsi" w:cstheme="majorBidi" w:eastAsiaTheme="majorEastAsia" w:hAnsiTheme="majorHAnsi"/>
-      <w:color w:themeColor="accent1" w:val="4F81BD"/>
+      <w:rFonts w:ascii="Times New Roman" w:asciiTheme="majorHAnsi" w:cstheme="majorBidi" w:eastAsia="Times New Roman" w:eastAsiaTheme="majorEastAsia" w:hAnsi="Times New Roman" w:hAnsiTheme="majorHAnsi"/>
+      <w:color w:val="000000"/>
       <w:sz w:val="24"/>
       <w:szCs w:val="24"/>
     </w:rPr>
@@ -885,12 +956,13 @@
     <w:pPr>
       <w:keepNext/>
       <w:keepLines/>
-      <w:spacing w:after="0" w:before="200"/>
+      <w:spacing w:after="0" w:before="200" w:line="276" w:lineRule="auto"/>
+      <w:jc w:val="both"/>
       <w:outlineLvl w:val="8"/>
     </w:pPr>
     <w:rPr>
-      <w:rFonts w:asciiTheme="majorHAnsi" w:cstheme="majorBidi" w:eastAsiaTheme="majorEastAsia" w:hAnsiTheme="majorHAnsi"/>
-      <w:color w:themeColor="accent1" w:val="4F81BD"/>
+      <w:rFonts w:ascii="Times New Roman" w:asciiTheme="majorHAnsi" w:cstheme="majorBidi" w:eastAsia="Times New Roman" w:eastAsiaTheme="majorEastAsia" w:hAnsi="Times New Roman" w:hAnsiTheme="majorHAnsi"/>
+      <w:color w:val="000000"/>
       <w:sz w:val="24"/>
       <w:szCs w:val="24"/>
     </w:rPr>
@@ -903,9 +975,15 @@
     <w:unhideWhenUsed/>
     <w:qFormat/>
     <w:pPr>
-      <w:spacing w:after="100" w:before="100"/>
+      <w:spacing w:after="100" w:before="100" w:line="276" w:lineRule="auto"/>
       <w:ind w:firstLine="0" w:left="480" w:right="480"/>
-    </w:pPr>
+      <w:jc w:val="both"/>
+    </w:pPr>
+    <w:rPr>
+      <w:rFonts w:ascii="Times New Roman" w:eastAsia="Times New Roman" w:hAnsi="Times New Roman"/>
+      <w:color w:val="000000"/>
+      <w:sz w:val="24"/>
+    </w:rPr>
   </w:style>
   <w:style w:styleId="FootnoteText" w:type="paragraph">
     <w:name w:val="Footnote Text"/>
@@ -914,11 +992,25 @@
     <w:uiPriority w:val="9"/>
     <w:unhideWhenUsed/>
     <w:qFormat/>
+    <w:pPr>
+      <w:spacing w:line="276" w:lineRule="auto"/>
+      <w:jc w:val="both"/>
+    </w:pPr>
+    <w:rPr>
+      <w:rFonts w:ascii="Times New Roman" w:eastAsia="Times New Roman" w:hAnsi="Times New Roman"/>
+      <w:color w:val="000000"/>
+      <w:sz w:val="24"/>
+    </w:rPr>
   </w:style>
   <w:style w:default="1" w:styleId="DefaultParagraphFont" w:type="character">
     <w:name w:val="Default Paragraph Font"/>
     <w:semiHidden/>
     <w:unhideWhenUsed/>
+    <w:rPr>
+      <w:rFonts w:ascii="Times New Roman" w:eastAsia="Times New Roman" w:hAnsi="Times New Roman"/>
+      <w:color w:val="000000"/>
+      <w:sz w:val="24"/>
+    </w:rPr>
   </w:style>
   <w:style w:default="1" w:styleId="Table" w:type="table">
     <w:name w:val="Table"/>
@@ -926,6 +1018,15 @@
     <w:semiHidden/>
     <w:unhideWhenUsed/>
     <w:qFormat/>
+    <w:pPr>
+      <w:spacing w:line="276" w:lineRule="auto"/>
+      <w:jc w:val="both"/>
+    </w:pPr>
+    <w:rPr>
+      <w:rFonts w:ascii="Times New Roman" w:eastAsia="Times New Roman" w:hAnsi="Times New Roman"/>
+      <w:color w:val="000000"/>
+      <w:sz w:val="24"/>
+    </w:rPr>
     <w:tblPr>
       <w:tblInd w:type="dxa" w:w="0"/>
       <w:tblCellMar>
@@ -958,25 +1059,42 @@
     <w:pPr>
       <w:keepNext/>
       <w:keepLines/>
-      <w:spacing w:after="0"/>
-    </w:pPr>
-    <w:rPr>
+      <w:spacing w:after="0" w:line="276" w:lineRule="auto"/>
+      <w:jc w:val="both"/>
+    </w:pPr>
+    <w:rPr>
+      <w:rFonts w:ascii="Times New Roman" w:eastAsia="Times New Roman" w:hAnsi="Times New Roman"/>
       <w:b/>
+      <w:color w:val="000000"/>
+      <w:sz w:val="24"/>
     </w:rPr>
   </w:style>
   <w:style w:customStyle="1" w:styleId="Definition" w:type="paragraph">
     <w:name w:val="Definition"/>
     <w:basedOn w:val="Normal"/>
+    <w:pPr>
+      <w:spacing w:line="276" w:lineRule="auto"/>
+      <w:jc w:val="both"/>
+    </w:pPr>
+    <w:rPr>
+      <w:rFonts w:ascii="Times New Roman" w:eastAsia="Times New Roman" w:hAnsi="Times New Roman"/>
+      <w:color w:val="000000"/>
+      <w:sz w:val="24"/>
+    </w:rPr>
   </w:style>
   <w:style w:styleId="Caption" w:type="paragraph">
     <w:name w:val="Caption"/>
     <w:basedOn w:val="Normal"/>
     <w:link w:val="BodyTextChar"/>
     <w:pPr>
-      <w:spacing w:after="120" w:before="0"/>
-    </w:pPr>
-    <w:rPr>
+      <w:spacing w:after="120" w:before="0" w:line="276" w:lineRule="auto"/>
+      <w:jc w:val="both"/>
+    </w:pPr>
+    <w:rPr>
+      <w:rFonts w:ascii="Times New Roman" w:eastAsia="Times New Roman" w:hAnsi="Times New Roman"/>
       <w:i/>
+      <w:color w:val="000000"/>
+      <w:sz w:val="24"/>
     </w:rPr>
   </w:style>
   <w:style w:customStyle="1" w:styleId="TableCaption" w:type="paragraph">
@@ -984,44 +1102,90 @@
     <w:basedOn w:val="Caption"/>
     <w:pPr>
       <w:keepNext/>
-    </w:pPr>
+      <w:spacing w:line="276" w:lineRule="auto"/>
+      <w:jc w:val="both"/>
+    </w:pPr>
+    <w:rPr>
+      <w:rFonts w:ascii="Times New Roman" w:eastAsia="Times New Roman" w:hAnsi="Times New Roman"/>
+      <w:color w:val="000000"/>
+      <w:sz w:val="24"/>
+    </w:rPr>
   </w:style>
   <w:style w:customStyle="1" w:styleId="ImageCaption" w:type="paragraph">
     <w:name w:val="Image Caption"/>
     <w:basedOn w:val="Caption"/>
+    <w:pPr>
+      <w:spacing w:line="276" w:lineRule="auto"/>
+      <w:jc w:val="both"/>
+    </w:pPr>
+    <w:rPr>
+      <w:rFonts w:ascii="Times New Roman" w:eastAsia="Times New Roman" w:hAnsi="Times New Roman"/>
+      <w:color w:val="000000"/>
+      <w:sz w:val="24"/>
+    </w:rPr>
   </w:style>
   <w:style w:customStyle="1" w:styleId="Figure" w:type="paragraph">
     <w:name w:val="Figure"/>
     <w:basedOn w:val="Normal"/>
+    <w:pPr>
+      <w:spacing w:line="276" w:lineRule="auto"/>
+      <w:jc w:val="both"/>
+    </w:pPr>
+    <w:rPr>
+      <w:rFonts w:ascii="Times New Roman" w:eastAsia="Times New Roman" w:hAnsi="Times New Roman"/>
+      <w:color w:val="000000"/>
+      <w:sz w:val="24"/>
+    </w:rPr>
   </w:style>
   <w:style w:customStyle="1" w:styleId="CaptionedFigure" w:type="paragraph">
     <w:name w:val="Captioned Figure"/>
     <w:basedOn w:val="Figure"/>
     <w:pPr>
       <w:keepNext/>
-    </w:pPr>
+      <w:spacing w:line="276" w:lineRule="auto"/>
+      <w:jc w:val="both"/>
+    </w:pPr>
+    <w:rPr>
+      <w:rFonts w:ascii="Times New Roman" w:eastAsia="Times New Roman" w:hAnsi="Times New Roman"/>
+      <w:color w:val="000000"/>
+      <w:sz w:val="24"/>
+    </w:rPr>
   </w:style>
   <w:style w:customStyle="1" w:styleId="BodyTextChar" w:type="character">
     <w:name w:val="Body Text Char"/>
     <w:basedOn w:val="DefaultParagraphFont"/>
     <w:link w:val="BodyText"/>
+    <w:rPr>
+      <w:rFonts w:ascii="Times New Roman" w:eastAsia="Times New Roman" w:hAnsi="Times New Roman"/>
+      <w:color w:val="000000"/>
+      <w:sz w:val="24"/>
+    </w:rPr>
   </w:style>
   <w:style w:customStyle="1" w:styleId="VerbatimChar" w:type="character">
     <w:name w:val="Verbatim Char"/>
     <w:basedOn w:val="BodyTextChar"/>
     <w:rPr>
-      <w:rFonts w:ascii="Consolas" w:hAnsi="Consolas"/>
-      <w:sz w:val="22"/>
+      <w:rFonts w:ascii="Times New Roman" w:eastAsia="Times New Roman" w:hAnsi="Times New Roman"/>
+      <w:color w:val="000000"/>
+      <w:sz w:val="24"/>
     </w:rPr>
   </w:style>
   <w:style w:customStyle="1" w:styleId="SectionNumber" w:type="character">
     <w:name w:val="Section Number"/>
     <w:basedOn w:val="BodyTextChar"/>
+    <w:rPr>
+      <w:rFonts w:ascii="Times New Roman" w:eastAsia="Times New Roman" w:hAnsi="Times New Roman"/>
+      <w:color w:val="000000"/>
+      <w:sz w:val="24"/>
+    </w:rPr>
   </w:style>
   <w:style w:styleId="FootnoteReference" w:type="character">
     <w:name w:val="Footnote Reference"/>
     <w:basedOn w:val="BodyTextChar"/>
     <w:rPr>
+      <w:rFonts w:ascii="Times New Roman" w:eastAsia="Times New Roman" w:hAnsi="Times New Roman"/>
+      <w:color w:val="000000"/>
+      <w:sz w:val="24"/>
       <w:vertAlign w:val="superscript"/>
     </w:rPr>
   </w:style>
@@ -1029,7 +1193,9 @@
     <w:name w:val="Hyperlink"/>
     <w:basedOn w:val="BodyTextChar"/>
     <w:rPr>
-      <w:color w:themeColor="accent1" w:val="4F81BD"/>
+      <w:rFonts w:ascii="Times New Roman" w:eastAsia="Times New Roman" w:hAnsi="Times New Roman"/>
+      <w:color w:val="000000"/>
+      <w:sz w:val="24"/>
     </w:rPr>
   </w:style>
   <w:style w:styleId="TOCHeading" w:type="paragraph">
@@ -1040,14 +1206,16 @@
     <w:unhideWhenUsed/>
     <w:qFormat/>
     <w:pPr>
-      <w:spacing w:before="240" w:line="259" w:lineRule="auto"/>
+      <w:spacing w:before="240" w:line="276" w:lineRule="auto"/>
+      <w:jc w:val="both"/>
       <w:outlineLvl w:val="9"/>
     </w:pPr>
     <w:rPr>
-      <w:rFonts w:asciiTheme="majorHAnsi" w:cstheme="majorBidi" w:eastAsiaTheme="majorEastAsia" w:hAnsiTheme="majorHAnsi"/>
+      <w:rFonts w:ascii="Times New Roman" w:asciiTheme="majorHAnsi" w:cstheme="majorBidi" w:eastAsia="Times New Roman" w:eastAsiaTheme="majorEastAsia" w:hAnsi="Times New Roman" w:hAnsiTheme="majorHAnsi"/>
       <w:b w:val="0"/>
       <w:bCs w:val="0"/>
-      <w:color w:themeColor="accent1" w:themeShade="BF" w:val="365F91"/>
+      <w:color w:val="000000"/>
+      <w:sz w:val="24"/>
     </w:rPr>
   </w:style>
   <w:style w:type="paragraph" w:customStyle="1" w:styleId="SourceCode">

--- a/p3/submission/p3_vietnam_cover_letter.docx
+++ b/p3/submission/p3_vietnam_cover_letter.docx
@@ -7,7 +7,7 @@
         <w:pStyle w:val="FirstParagraph"/>
       </w:pPr>
       <w:r>
-        <w:t xml:space="preserve">15 May 2026</w:t>
+        <w:t xml:space="preserve">27 May 2026</w:t>
       </w:r>
     </w:p>
     <w:p>
@@ -25,13 +25,13 @@
           <w:iCs/>
           <w:i/>
         </w:rPr>
-        <w:t xml:space="preserve">Journal of Asia Business Studies</w:t>
-      </w:r>
-      <w:r>
-        <w:t xml:space="preserve"> </w:t>
-      </w:r>
-      <w:r>
-        <w:t xml:space="preserve">Emerald Publishing</w:t>
+        <w:t xml:space="preserve">Asia Pacific Journal of Management</w:t>
+      </w:r>
+      <w:r>
+        <w:t xml:space="preserve"> </w:t>
+      </w:r>
+      <w:r>
+        <w:t xml:space="preserve">Springer</w:t>
       </w:r>
     </w:p>
     <w:p>
@@ -76,13 +76,13 @@
           <w:iCs/>
           <w:i/>
         </w:rPr>
-        <w:t xml:space="preserve">Journal of Asia Business Studies</w:t>
-      </w:r>
-      <w:r>
-        <w:t xml:space="preserve"> </w:t>
-      </w:r>
-      <w:r>
-        <w:t xml:space="preserve">(JABS). The manuscript presents an empirical study of the internationalisation–performance (I–P) relationship using three waves of World Bank Enterprise Survey data for Vietnam (2009, 2015, 2023; N = 2,958).</w:t>
+        <w:t xml:space="preserve">Asia Pacific Journal of Management</w:t>
+      </w:r>
+      <w:r>
+        <w:t xml:space="preserve"> </w:t>
+      </w:r>
+      <w:r>
+        <w:t xml:space="preserve">(APJM). The manuscript presents an empirical study of the internationalisation–performance (I–P) relationship using three waves of World Bank Enterprise Survey data for Vietnam (2009, 2015, 2023; N = 2,958).</w:t>
       </w:r>
     </w:p>
     <w:p>
@@ -94,7 +94,7 @@
           <w:bCs/>
           <w:b/>
         </w:rPr>
-        <w:t xml:space="preserve">Fit with JABS</w:t>
+        <w:t xml:space="preserve">Fit with APJM</w:t>
       </w:r>
     </w:p>
     <w:p>
@@ -102,7 +102,7 @@
         <w:pStyle w:val="BodyText"/>
       </w:pPr>
       <w:r>
-        <w:t xml:space="preserve">JABS is the natural venue for this work. The manuscript addresses a phenomenon that is specifically Asian in character: the conditions under which foundational digital adoption drives — or fails to drive — export-led productivity gains in a transitional lower-middle-income economy undergoing rapid institutional change. Vietnam represents exactly the kind of single-country, phenomenon-driven context that JABS prizes: analytically informative, theoretically productive, and practically consequential for policy design in comparable economies across the ASEAN development spectrum. The three-wave design (spanning WTO accession in 2007, CPTPP ratification in 2019, and the post-COVID digital economy push in 2023) positions Vietnam as a leading-indicator case for emerging economies whose institutional trajectories lag by five to fifteen years. The paper can be read as a boundary-condition test of the positive I–P average documented in cross-country meta-analyses (Wu, Fan, &amp; Chen, 2022,</w:t>
+        <w:t xml:space="preserve">APJM is the natural venue for this work. The journal's mandate of advancing management and organisation theory in and about the Asia-Pacific fits a study whose central contribution is theoretical: we show that the performance value of foundational digital adoption is institutionally contingent, behaving as a saturated hygiene factor rather than a differentiating capability in a transitional Asia-Pacific economy, and that it requires a depth threshold before it can reshape the export–performance relationship. Vietnam serves not as a parochial case but as a theoretically informative setting in which to test boundary conditions on the digital-internationalisation and institutional-voids literatures that APJM has helped shape. The three-wave design (spanning WTO accession in 2007, CPTPP ratification in 2019, and the post-COVID digital-economy push in 2023) lets us trace how an institutional trajectory reshapes a capability–performance link over fourteen years, the kind of context-rich, theory-extending evidence APJM prizes. The paper engages directly with the cross-national I–P debate (e.g., Wu, Fan, &amp; Chen, 2022,</w:t>
       </w:r>
       <w:r>
         <w:t xml:space="preserve"> </w:t>
@@ -115,7 +115,7 @@
         <w:t xml:space="preserve">Management International Review</w:t>
       </w:r>
       <w:r>
-        <w:t xml:space="preserve">): Vietnam's within-country evidence confirms that functional-form heterogeneity is preserved at the single-country level in ways that pooled cross-national estimates obscure.</w:t>
+        <w:t xml:space="preserve">), demonstrating that single-country institutional context preserves functional-form regularity that pooled cross-national estimates obscure, and thereby contributes a generalisable contingency argument rather than a country report.</w:t>
       </w:r>
     </w:p>
     <w:p>
@@ -135,7 +135,39 @@
         <w:pStyle w:val="BodyText"/>
       </w:pPr>
       <w:r>
-        <w:t xml:space="preserve">First, the study provides multi-wave within-country evidence that the inverted-U between export intensity and labour productivity is structurally durable: turning points cluster at 39–46% across all three waves (Lind–Mehlum test p ≤ .013 per wave; p &lt; .001 pooled), a 7-percentage-point band sustained through 14 years of major institutional change. This durability — confirmed against Pisani, Garcia-Bernardo, and Heemskerk's (2020,</w:t>
+        <w:t xml:space="preserve">First, the study provides multi-wave within-country evidence that the apparent inverted-U between export intensity and labour productivity is structurally durable in standard FSTS-and-FSTS² specifications: turning points cluster at 39–46% across all three waves (Lind–Mehlum test p ≤ .013 per wave; p &lt; .001 pooled), a 7-percentage-point band sustained through 14 years of major institutional change. Critically, decomposition shows this is best read as a</w:t>
+      </w:r>
+      <w:r>
+        <w:t xml:space="preserve"> </w:t>
+      </w:r>
+      <w:r>
+        <w:rPr>
+          <w:iCs/>
+          <w:i/>
+        </w:rPr>
+        <w:t xml:space="preserve">step function across the export-participation barrier</w:t>
+      </w:r>
+      <w:r>
+        <w:t xml:space="preserve"> </w:t>
+      </w:r>
+      <w:r>
+        <w:t xml:space="preserve">— when refit on the exporter-only subsample the quadratic FSTS term collapses to non-significance (β = −0.200, p = .660) — consistent with the well-established trade-and-selection mechanisms of Melitz (2003), Wagner (2007), and Bernard et al. (2007, 2012). Our contribution is to document that in three Vietnamese WBES cross-sections, the participation-margin effect is large enough to explain the</w:t>
+      </w:r>
+      <w:r>
+        <w:t xml:space="preserve"> </w:t>
+      </w:r>
+      <w:r>
+        <w:rPr>
+          <w:iCs/>
+          <w:i/>
+        </w:rPr>
+        <w:t xml:space="preserve">entire</w:t>
+      </w:r>
+      <w:r>
+        <w:t xml:space="preserve"> </w:t>
+      </w:r>
+      <w:r>
+        <w:t xml:space="preserve">apparent inverted-U; we therefore qualify rather than overturn the cross-national skepticism of Pisani, Garcia-Bernardo, and Heemskerk (2020,</w:t>
       </w:r>
       <w:r>
         <w:t xml:space="preserve"> </w:t>
@@ -148,7 +180,7 @@
         <w:t xml:space="preserve">Strategic Management Journal</w:t>
       </w:r>
       <w:r>
-        <w:t xml:space="preserve">) cross-national skepticism — is most informative as a boundary-condition finding rather than a replication, because it establishes that single-country institutional contexts preserve functional-form regularity that cross-national pooling obscures.</w:t>
+        <w:t xml:space="preserve">).</w:t>
       </w:r>
     </w:p>
     <w:p>
@@ -264,7 +296,7 @@
         <w:pStyle w:val="FirstParagraph"/>
       </w:pPr>
       <w:r>
-        <w:t xml:space="preserve">We hope the manuscript will be of interest to JABS's readership. We look forward to the review process.</w:t>
+        <w:t xml:space="preserve">We hope the manuscript will be of interest to APJM's readership. We look forward to the review process.</w:t>
       </w:r>
     </w:p>
     <w:p>
@@ -296,7 +328,7 @@
         <w:t xml:space="preserve"> </w:t>
       </w:r>
       <w:r>
-        <w:t xml:space="preserve">College of Economics, Can Tho University (CTU), Vietnam</w:t>
+        <w:t xml:space="preserve">School of Economics, Can Tho University (CTU), Vietnam</w:t>
       </w:r>
       <w:r>
         <w:t xml:space="preserve"> </w:t>
@@ -337,7 +369,7 @@
         <w:t xml:space="preserve"> </w:t>
       </w:r>
       <w:r>
-        <w:t xml:space="preserve">Associate Professor, College of Economics</w:t>
+        <w:t xml:space="preserve">Associate Professor, School of Economics</w:t>
       </w:r>
       <w:r>
         <w:t xml:space="preserve"> </w:t>

--- a/p3/submission/p3_vietnam_cover_letter.docx
+++ b/p3/submission/p3_vietnam_cover_letter.docx
@@ -344,7 +344,7 @@
           <w:rPr>
             <w:rStyle w:val="Hyperlink"/>
           </w:rPr>
-          <w:t xml:space="preserve">huongp1323001@gstudent.ctu.edu.vn</w:t>
+          <w:t xml:space="preserve">thuyhuongctu@gmail.com</w:t>
         </w:r>
       </w:hyperlink>
       <w:r>
